--- a/DOC/論文撰寫/鋰電池SOC估測方法之比較與嵌入式實作_20260722.docx
+++ b/DOC/論文撰寫/鋰電池SOC估測方法之比較與嵌入式實作_20260722.docx
@@ -14,6 +14,42 @@
           <w:szCs w:val="48"/>
         </w:rPr>
       </w:pPr>
+      <w:r>
+        <w:rPr>
+          <w:noProof/>
+        </w:rPr>
+        <w:pict>
+          <v:shapetype id="_x0000_t202" coordsize="21600,21600" o:spt="202" path="m,l,21600r21600,l21600,xe">
+            <v:stroke joinstyle="miter"/>
+            <v:path gradientshapeok="t" o:connecttype="rect"/>
+          </v:shapetype>
+          <v:shape id="Spine1" o:spid="_x0000_s2050" type="#_x0000_t202" style="position:absolute;margin-left:18pt;margin-top:50pt;width:40pt;height:756pt;z-index:251659264;mso-position-horizontal-relative:page;mso-position-vertical-relative:page" filled="f" stroked="f">
+            <v:textbox style="layout-flow:vertical-ideographic;mso-fit-shape-to-text:f" inset="0,0,0,0">
+              <w:txbxContent>
+                <w:p>
+                  <w:pPr>
+                    <w:jc w:val="center"/>
+                    <w:rPr>
+                      <w:rFonts w:ascii="標楷體" w:eastAsia="標楷體" w:hAnsi="標楷體" w:cs="Times New Roman"/>
+                      <w:sz w:val="28"/>
+                      <w:szCs w:val="28"/>
+                    </w:rPr>
+                  </w:pPr>
+                  <w:r>
+                    <w:rPr>
+                      <w:rFonts w:ascii="標楷體" w:eastAsia="標楷體" w:hAnsi="標楷體" w:cs="Times New Roman"/>
+                      <w:sz w:val="28"/>
+                      <w:szCs w:val="28"/>
+                    </w:rPr>
+                    <w:t xml:space="preserve">中原大學　資訊工程學系　碩士學位論文　鋰電池SOC估測方法之比較與嵌入式實作　洪大甲　中華民國115年7月</w:t>
+                  </w:r>
+                </w:p>
+              </w:txbxContent>
+            </v:textbox>
+            <w10:wrap type="none"/>
+          </v:shape>
+        </w:pict>
+      </w:r>
       <w:r>
         <w:rPr>
           <w:rFonts w:ascii="標楷體" w:eastAsia="標楷體" w:hAnsi="標楷體" w:cs="Times New Roman"/>
